--- a/Part_A2/Tables/A2_επιμέρους_Διαχωριστές.docx
+++ b/Part_A2/Tables/A2_επιμέρους_Διαχωριστές.docx
@@ -10,12 +10,16 @@
         </w:rPr>
       </w:pPr>
       <w:r>
+        <w:t>FSM</w:t>
+      </w:r>
+      <w:r>
         <w:rPr>
           <w:lang w:val="el-GR"/>
         </w:rPr>
-        <w:t>Κανονικές Εκφράσεις και Πίνακες Μεταβάσεων για Διαχωριστές</w:t>
+        <w:t xml:space="preserve"> για Διαχωριστές – Τεκμηρίωση &amp; Αποτελέσματα</w:t>
       </w:r>
     </w:p>
+    <w:p/>
     <w:p>
       <w:pPr>
         <w:pStyle w:val="Heading2"/>
@@ -168,11 +172,6 @@
       </w:r>
     </w:p>
     <w:p>
-      <w:pPr>
-        <w:rPr>
-          <w:lang w:val="el-GR"/>
-        </w:rPr>
-      </w:pPr>
       <w:r>
         <w:t>EOF</w:t>
       </w:r>
@@ -189,9 +188,1081 @@
     <w:p>
       <w:pPr>
         <w:pStyle w:val="Heading2"/>
+        <w:rPr>
+          <w:lang w:val="el-GR"/>
+        </w:rPr>
+      </w:pPr>
+      <w:r>
+        <w:rPr>
+          <w:lang w:val="el-GR"/>
+        </w:rPr>
+        <w:t>Κανονική Έκφραση</w:t>
+      </w:r>
+    </w:p>
+    <w:p>
+      <w:pPr>
+        <w:rPr>
+          <w:lang w:val="el-GR"/>
+        </w:rPr>
+      </w:pPr>
+      <w:r>
+        <w:rPr>
+          <w:lang w:val="el-GR"/>
+        </w:rPr>
+        <w:br/>
+        <w:t xml:space="preserve">Η ακόλουθη κανονική έκφραση συνοψίζει τη λειτουργία του </w:t>
+      </w:r>
+      <w:r>
+        <w:t>FSM</w:t>
+      </w:r>
+      <w:r>
+        <w:rPr>
+          <w:lang w:val="el-GR"/>
+        </w:rPr>
+        <w:t xml:space="preserve"> για διαχωριστές:</w:t>
+      </w:r>
+      <w:r>
+        <w:rPr>
+          <w:lang w:val="el-GR"/>
+        </w:rPr>
+        <w:br/>
+        <w:t>([ \</w:t>
+      </w:r>
+      <w:r>
+        <w:t>t</w:t>
+      </w:r>
+      <w:r>
+        <w:rPr>
+          <w:lang w:val="el-GR"/>
+        </w:rPr>
+        <w:t>]+\</w:t>
+      </w:r>
+      <w:r>
+        <w:t>n</w:t>
+      </w:r>
+      <w:r>
+        <w:rPr>
+          <w:lang w:val="el-GR"/>
+        </w:rPr>
+        <w:t>)|([ \</w:t>
+      </w:r>
+      <w:r>
+        <w:t>t</w:t>
+      </w:r>
+      <w:r>
+        <w:rPr>
+          <w:lang w:val="el-GR"/>
+        </w:rPr>
+        <w:t>]+</w:t>
+      </w:r>
+      <w:r>
+        <w:t>EOF</w:t>
+      </w:r>
+      <w:r>
+        <w:rPr>
+          <w:lang w:val="el-GR"/>
+        </w:rPr>
+        <w:t>)|\</w:t>
+      </w:r>
+      <w:r>
+        <w:t>n</w:t>
+      </w:r>
+      <w:r>
+        <w:rPr>
+          <w:lang w:val="el-GR"/>
+        </w:rPr>
+        <w:t>|</w:t>
+      </w:r>
+      <w:r>
+        <w:t>EOF</w:t>
+      </w:r>
+      <w:r>
+        <w:rPr>
+          <w:lang w:val="el-GR"/>
+        </w:rPr>
+        <w:t>|\(|\)</w:t>
+      </w:r>
+      <w:r>
+        <w:rPr>
+          <w:lang w:val="el-GR"/>
+        </w:rPr>
+        <w:br/>
+      </w:r>
+    </w:p>
+    <w:p>
+      <w:pPr>
+        <w:pStyle w:val="Heading2"/>
       </w:pPr>
       <w:proofErr w:type="spellStart"/>
       <w:r>
+        <w:t>Περι</w:t>
+      </w:r>
+      <w:proofErr w:type="spellEnd"/>
+      <w:r>
+        <w:t xml:space="preserve">πτώσεις </w:t>
+      </w:r>
+      <w:proofErr w:type="spellStart"/>
+      <w:r>
+        <w:t>Ελέγχου</w:t>
+      </w:r>
+      <w:proofErr w:type="spellEnd"/>
+      <w:r>
+        <w:t xml:space="preserve"> / Απ</w:t>
+      </w:r>
+      <w:proofErr w:type="spellStart"/>
+      <w:r>
+        <w:t>οτελέσμ</w:t>
+      </w:r>
+      <w:proofErr w:type="spellEnd"/>
+      <w:r>
+        <w:t>ατα / Σχολιασμός</w:t>
+      </w:r>
+    </w:p>
+    <w:p>
+      <w:pPr>
+        <w:pStyle w:val="ListBullet"/>
+      </w:pPr>
+      <w:r>
+        <w:t xml:space="preserve">➤ </w:t>
+      </w:r>
+      <w:proofErr w:type="spellStart"/>
+      <w:r>
+        <w:t>Είσοδος</w:t>
+      </w:r>
+      <w:proofErr w:type="spellEnd"/>
+      <w:r>
+        <w:t xml:space="preserve">: </w:t>
+      </w:r>
+      <w:proofErr w:type="gramStart"/>
+      <w:r>
+        <w:t xml:space="preserve">   </w:t>
+      </w:r>
+      <w:r>
+        <w:t>(</w:t>
+      </w:r>
+      <w:proofErr w:type="gramEnd"/>
+      <w:r>
+        <w:t>space</w:t>
+      </w:r>
+      <w:r>
+        <w:t>) (</w:t>
+      </w:r>
+      <w:r>
+        <w:t>space</w:t>
+      </w:r>
+      <w:r>
+        <w:t>) (</w:t>
+      </w:r>
+      <w:r>
+        <w:t>space</w:t>
+      </w:r>
+      <w:r>
+        <w:t>)</w:t>
+      </w:r>
+      <w:r>
+        <w:t>(</w:t>
+      </w:r>
+      <w:r>
+        <w:t>tab)\n</w:t>
+      </w:r>
+      <w:r>
+        <w:t xml:space="preserve"> + EOF</w:t>
+      </w:r>
+      <w:r>
+        <w:tab/>
+      </w:r>
+      <w:r>
+        <w:br/>
+      </w:r>
+    </w:p>
+    <w:p>
+      <w:pPr>
+        <w:pStyle w:val="ListContinue"/>
+      </w:pPr>
+      <w:r>
+        <w:t>Ίχνος εκτέλεσης:</w:t>
+      </w:r>
+    </w:p>
+    <w:p>
+      <w:pPr>
+        <w:pStyle w:val="ListContinue"/>
+      </w:pPr>
+      <w:r>
+        <w:t xml:space="preserve">   start \s -&gt; start</w:t>
+      </w:r>
+    </w:p>
+    <w:p>
+      <w:pPr>
+        <w:pStyle w:val="ListContinue"/>
+      </w:pPr>
+      <w:r>
+        <w:t xml:space="preserve">   start \s -&gt; start</w:t>
+      </w:r>
+    </w:p>
+    <w:p>
+      <w:pPr>
+        <w:pStyle w:val="ListContinue"/>
+      </w:pPr>
+      <w:r>
+        <w:t xml:space="preserve">   start \s -&gt; start</w:t>
+      </w:r>
+    </w:p>
+    <w:p>
+      <w:pPr>
+        <w:pStyle w:val="ListContinue"/>
+      </w:pPr>
+      <w:r>
+        <w:t xml:space="preserve">   start \t -&gt; start</w:t>
+      </w:r>
+    </w:p>
+    <w:p>
+      <w:pPr>
+        <w:pStyle w:val="ListContinue"/>
+      </w:pPr>
+      <w:r>
+        <w:t xml:space="preserve">   start \n -&gt; good</w:t>
+      </w:r>
+    </w:p>
+    <w:p>
+      <w:pPr>
+        <w:pStyle w:val="ListContinue"/>
+      </w:pPr>
+      <w:r>
+        <w:t xml:space="preserve">   good EOF -&gt; good</w:t>
+      </w:r>
+    </w:p>
+    <w:p>
+      <w:pPr>
+        <w:pStyle w:val="ListContinue"/>
+        <w:rPr>
+          <w:lang w:val="el-GR"/>
+        </w:rPr>
+      </w:pPr>
+      <w:r>
+        <w:rPr>
+          <w:lang w:val="el-GR"/>
+        </w:rPr>
+        <w:t xml:space="preserve">Αποτέλεσμα: </w:t>
+      </w:r>
+      <w:r>
+        <w:t>YES</w:t>
+      </w:r>
+    </w:p>
+    <w:p>
+      <w:pPr>
+        <w:pStyle w:val="ListContinue"/>
+      </w:pPr>
+      <w:r>
+        <w:rPr>
+          <w:lang w:val="el-GR"/>
+        </w:rPr>
+        <w:t>Σχολιασμός: Ελέγχει αν γίνονται δεκτές πολλές λευκές αποστάσεις (</w:t>
+      </w:r>
+      <w:r>
+        <w:t>space</w:t>
+      </w:r>
+      <w:r>
+        <w:rPr>
+          <w:lang w:val="el-GR"/>
+        </w:rPr>
+        <w:t>/</w:t>
+      </w:r>
+      <w:r>
+        <w:t>tab</w:t>
+      </w:r>
+      <w:r>
+        <w:rPr>
+          <w:lang w:val="el-GR"/>
+        </w:rPr>
+        <w:t xml:space="preserve">) και μετά </w:t>
+      </w:r>
+      <w:r>
+        <w:t>newline</w:t>
+      </w:r>
+      <w:r>
+        <w:rPr>
+          <w:lang w:val="el-GR"/>
+        </w:rPr>
+        <w:t xml:space="preserve">. </w:t>
+      </w:r>
+      <w:r>
+        <w:t>Η αποδοχή σε GOOD είναι αναμενόμενη.</w:t>
+      </w:r>
+    </w:p>
+    <w:p>
+      <w:pPr>
+        <w:pStyle w:val="ListBullet"/>
+      </w:pPr>
+      <w:r>
+        <w:t xml:space="preserve">➤ </w:t>
+      </w:r>
+      <w:proofErr w:type="spellStart"/>
+      <w:r>
+        <w:t>Είσοδος</w:t>
+      </w:r>
+      <w:proofErr w:type="spellEnd"/>
+      <w:proofErr w:type="gramStart"/>
+      <w:r>
+        <w:t xml:space="preserve">:  </w:t>
+      </w:r>
+      <w:r>
+        <w:t>(</w:t>
+      </w:r>
+      <w:proofErr w:type="gramEnd"/>
+      <w:r>
+        <w:t>space</w:t>
+      </w:r>
+      <w:r>
+        <w:t>)</w:t>
+      </w:r>
+      <w:r>
+        <w:t>\n + EOF</w:t>
+      </w:r>
+      <w:r>
+        <w:br/>
+      </w:r>
+    </w:p>
+    <w:p>
+      <w:pPr>
+        <w:pStyle w:val="ListContinue"/>
+      </w:pPr>
+      <w:r>
+        <w:t>Ίχνος εκτέλεσης:</w:t>
+      </w:r>
+    </w:p>
+    <w:p>
+      <w:pPr>
+        <w:pStyle w:val="ListContinue"/>
+      </w:pPr>
+      <w:r>
+        <w:t xml:space="preserve">   start \s -&gt; start</w:t>
+      </w:r>
+    </w:p>
+    <w:p>
+      <w:pPr>
+        <w:pStyle w:val="ListContinue"/>
+      </w:pPr>
+      <w:r>
+        <w:t xml:space="preserve">   start \n -&gt; good</w:t>
+      </w:r>
+    </w:p>
+    <w:p>
+      <w:pPr>
+        <w:pStyle w:val="ListContinue"/>
+      </w:pPr>
+      <w:r>
+        <w:t xml:space="preserve">   good EOF -&gt; good</w:t>
+      </w:r>
+    </w:p>
+    <w:p>
+      <w:pPr>
+        <w:pStyle w:val="ListContinue"/>
+      </w:pPr>
+      <w:r>
+        <w:lastRenderedPageBreak/>
+        <w:t>Αποτέλεσμα: YES</w:t>
+      </w:r>
+    </w:p>
+    <w:p>
+      <w:pPr>
+        <w:pStyle w:val="ListContinue"/>
+      </w:pPr>
+      <w:r>
+        <w:rPr>
+          <w:lang w:val="el-GR"/>
+        </w:rPr>
+        <w:t>Σχολιασμός: Δοκιμή με ελάχιστη ακολουθία διαχωριστών (</w:t>
+      </w:r>
+      <w:r>
+        <w:t>space</w:t>
+      </w:r>
+      <w:r>
+        <w:rPr>
+          <w:lang w:val="el-GR"/>
+        </w:rPr>
+        <w:t xml:space="preserve"> + </w:t>
+      </w:r>
+      <w:r>
+        <w:t>newline</w:t>
+      </w:r>
+      <w:r>
+        <w:rPr>
+          <w:lang w:val="el-GR"/>
+        </w:rPr>
+        <w:t xml:space="preserve">). </w:t>
+      </w:r>
+      <w:r>
+        <w:t>Επίσης έγκυρο.</w:t>
+      </w:r>
+    </w:p>
+    <w:p>
+      <w:pPr>
+        <w:pStyle w:val="ListBullet"/>
+      </w:pPr>
+      <w:r>
+        <w:t>➤ Είσοδος: [EOF μόνο]</w:t>
+      </w:r>
+    </w:p>
+    <w:p>
+      <w:pPr>
+        <w:pStyle w:val="ListContinue"/>
+      </w:pPr>
+      <w:r>
+        <w:t>Ίχνος εκτέλεσης:</w:t>
+      </w:r>
+    </w:p>
+    <w:p>
+      <w:pPr>
+        <w:pStyle w:val="ListContinue"/>
+      </w:pPr>
+      <w:r>
+        <w:t xml:space="preserve">   start EOF -&gt; good</w:t>
+      </w:r>
+    </w:p>
+    <w:p>
+      <w:pPr>
+        <w:pStyle w:val="ListContinue"/>
+      </w:pPr>
+      <w:r>
+        <w:t>Αποτέλεσμα: YES</w:t>
+      </w:r>
+    </w:p>
+    <w:p>
+      <w:pPr>
+        <w:pStyle w:val="ListContinue"/>
+        <w:rPr>
+          <w:lang w:val="el-GR"/>
+        </w:rPr>
+      </w:pPr>
+      <w:r>
+        <w:rPr>
+          <w:lang w:val="el-GR"/>
+        </w:rPr>
+        <w:t xml:space="preserve">Σχολιασμός: Έλεγχος ότι το </w:t>
+      </w:r>
+      <w:r>
+        <w:t>FSM</w:t>
+      </w:r>
+      <w:r>
+        <w:rPr>
+          <w:lang w:val="el-GR"/>
+        </w:rPr>
+        <w:t xml:space="preserve"> αποδέχεται </w:t>
+      </w:r>
+      <w:r>
+        <w:t>EOF</w:t>
+      </w:r>
+      <w:r>
+        <w:rPr>
+          <w:lang w:val="el-GR"/>
+        </w:rPr>
+        <w:t xml:space="preserve"> ως μόνο διαχωριστή, όπως ορίζεται στην εκφώνηση.</w:t>
+      </w:r>
+    </w:p>
+    <w:p>
+      <w:pPr>
+        <w:pStyle w:val="ListContinue"/>
+        <w:rPr>
+          <w:lang w:val="el-GR"/>
+        </w:rPr>
+      </w:pPr>
+    </w:p>
+    <w:p>
+      <w:pPr>
+        <w:pStyle w:val="ListContinue"/>
+        <w:rPr>
+          <w:lang w:val="el-GR"/>
+        </w:rPr>
+      </w:pPr>
+    </w:p>
+    <w:p>
+      <w:pPr>
+        <w:pStyle w:val="ListBullet"/>
+      </w:pPr>
+      <w:r>
+        <w:t xml:space="preserve">➤ </w:t>
+      </w:r>
+      <w:proofErr w:type="spellStart"/>
+      <w:r>
+        <w:t>Είσοδος</w:t>
+      </w:r>
+      <w:proofErr w:type="spellEnd"/>
+      <w:r>
+        <w:t xml:space="preserve">: </w:t>
+      </w:r>
+      <w:proofErr w:type="gramStart"/>
+      <w:r>
+        <w:t>(</w:t>
+      </w:r>
+      <w:r>
+        <w:t xml:space="preserve"> +</w:t>
+      </w:r>
+      <w:proofErr w:type="gramEnd"/>
+      <w:r>
+        <w:t xml:space="preserve"> EOF</w:t>
+      </w:r>
+    </w:p>
+    <w:p>
+      <w:pPr>
+        <w:pStyle w:val="ListContinue"/>
+      </w:pPr>
+      <w:r>
+        <w:t>Ίχνος εκτέλεσης:</w:t>
+      </w:r>
+    </w:p>
+    <w:p>
+      <w:pPr>
+        <w:pStyle w:val="ListContinue"/>
+      </w:pPr>
+      <w:r>
+        <w:t xml:space="preserve">   start ( -&gt; good</w:t>
+      </w:r>
+    </w:p>
+    <w:p>
+      <w:pPr>
+        <w:pStyle w:val="ListContinue"/>
+      </w:pPr>
+      <w:r>
+        <w:t xml:space="preserve">   good EOF -&gt; good</w:t>
+      </w:r>
+    </w:p>
+    <w:p>
+      <w:pPr>
+        <w:pStyle w:val="ListContinue"/>
+      </w:pPr>
+      <w:r>
+        <w:t>Αποτέλεσμα: YES</w:t>
+      </w:r>
+    </w:p>
+    <w:p>
+      <w:pPr>
+        <w:pStyle w:val="ListContinue"/>
+        <w:rPr>
+          <w:lang w:val="el-GR"/>
+        </w:rPr>
+      </w:pPr>
+      <w:r>
+        <w:rPr>
+          <w:lang w:val="el-GR"/>
+        </w:rPr>
+        <w:t>Σχολιασμός: Έλεγχος ότι η παρενθέση '(' γίνεται αποδεκτή ως διαχωριστής.</w:t>
+      </w:r>
+    </w:p>
+    <w:p>
+      <w:pPr>
+        <w:pStyle w:val="ListContinue"/>
+        <w:rPr>
+          <w:lang w:val="el-GR"/>
+        </w:rPr>
+      </w:pPr>
+    </w:p>
+    <w:p>
+      <w:pPr>
+        <w:pStyle w:val="ListBullet"/>
+      </w:pPr>
+      <w:r>
+        <w:t xml:space="preserve">➤ </w:t>
+      </w:r>
+      <w:proofErr w:type="spellStart"/>
+      <w:r>
+        <w:t>Είσοδος</w:t>
+      </w:r>
+      <w:proofErr w:type="spellEnd"/>
+      <w:proofErr w:type="gramStart"/>
+      <w:r>
+        <w:t>: )</w:t>
+      </w:r>
+      <w:proofErr w:type="gramEnd"/>
+      <w:r>
+        <w:t xml:space="preserve"> + EOF</w:t>
+      </w:r>
+    </w:p>
+    <w:p>
+      <w:pPr>
+        <w:pStyle w:val="ListContinue"/>
+      </w:pPr>
+      <w:proofErr w:type="spellStart"/>
+      <w:r>
+        <w:t>Ίχνος</w:t>
+      </w:r>
+      <w:proofErr w:type="spellEnd"/>
+      <w:r>
+        <w:t xml:space="preserve"> </w:t>
+      </w:r>
+      <w:proofErr w:type="spellStart"/>
+      <w:r>
+        <w:t>εκτέλεσης</w:t>
+      </w:r>
+      <w:proofErr w:type="spellEnd"/>
+      <w:r>
+        <w:t>:</w:t>
+      </w:r>
+    </w:p>
+    <w:p>
+      <w:pPr>
+        <w:pStyle w:val="ListContinue"/>
+      </w:pPr>
+      <w:r>
+        <w:t xml:space="preserve">   </w:t>
+      </w:r>
+      <w:proofErr w:type="gramStart"/>
+      <w:r>
+        <w:t>start )</w:t>
+      </w:r>
+      <w:proofErr w:type="gramEnd"/>
+      <w:r>
+        <w:t xml:space="preserve"> -&gt; good</w:t>
+      </w:r>
+    </w:p>
+    <w:p>
+      <w:pPr>
+        <w:pStyle w:val="ListContinue"/>
+      </w:pPr>
+      <w:r>
+        <w:t xml:space="preserve">   good EOF -&gt; good</w:t>
+      </w:r>
+    </w:p>
+    <w:p>
+      <w:pPr>
+        <w:pStyle w:val="ListContinue"/>
+      </w:pPr>
+      <w:r>
+        <w:t>Απ</w:t>
+      </w:r>
+      <w:proofErr w:type="spellStart"/>
+      <w:r>
+        <w:t>οτέλεσμ</w:t>
+      </w:r>
+      <w:proofErr w:type="spellEnd"/>
+      <w:r>
+        <w:t>α: YES</w:t>
+      </w:r>
+    </w:p>
+    <w:p>
+      <w:pPr>
+        <w:pStyle w:val="ListContinue"/>
+        <w:rPr>
+          <w:lang w:val="el-GR"/>
+        </w:rPr>
+      </w:pPr>
+      <w:r>
+        <w:rPr>
+          <w:lang w:val="el-GR"/>
+        </w:rPr>
+        <w:t xml:space="preserve">Σχολιασμός: </w:t>
+      </w:r>
+      <w:r>
+        <w:rPr>
+          <w:lang w:val="el-GR"/>
+        </w:rPr>
+        <w:t>Αντίστοιχα</w:t>
+      </w:r>
+      <w:r>
+        <w:rPr>
+          <w:lang w:val="el-GR"/>
+        </w:rPr>
+        <w:t xml:space="preserve"> η παρενθέση '(' γίνεται αποδεκτή ως διαχωριστής.</w:t>
+      </w:r>
+    </w:p>
+    <w:p>
+      <w:pPr>
+        <w:pStyle w:val="ListContinue"/>
+        <w:rPr>
+          <w:lang w:val="el-GR"/>
+        </w:rPr>
+      </w:pPr>
+    </w:p>
+    <w:p>
+      <w:pPr>
+        <w:pStyle w:val="ListBullet"/>
+      </w:pPr>
+      <w:r>
+        <w:rPr>
+          <w:rFonts w:ascii="Segoe UI Symbol" w:hAnsi="Segoe UI Symbol" w:cs="Segoe UI Symbol"/>
+        </w:rPr>
+        <w:t>➤</w:t>
+      </w:r>
+      <w:r>
+        <w:t xml:space="preserve"> </w:t>
+      </w:r>
+      <w:proofErr w:type="spellStart"/>
+      <w:r>
+        <w:t>Είσοδος</w:t>
+      </w:r>
+      <w:proofErr w:type="spellEnd"/>
+      <w:r>
+        <w:t>:</w:t>
+      </w:r>
+      <w:r>
+        <w:t xml:space="preserve"> </w:t>
+      </w:r>
+      <w:proofErr w:type="spellStart"/>
+      <w:r>
+        <w:t>otidhpote</w:t>
+      </w:r>
+      <w:proofErr w:type="spellEnd"/>
+      <w:r>
+        <w:t>+ EOF</w:t>
+      </w:r>
+    </w:p>
+    <w:p>
+      <w:pPr>
+        <w:pStyle w:val="ListContinue"/>
+        <w:rPr>
+          <w:lang w:val="el-GR"/>
+        </w:rPr>
+      </w:pPr>
+      <w:proofErr w:type="spellStart"/>
+      <w:r>
+        <w:t>Ίχνος</w:t>
+      </w:r>
+      <w:proofErr w:type="spellEnd"/>
+      <w:r>
+        <w:t xml:space="preserve"> </w:t>
+      </w:r>
+      <w:proofErr w:type="spellStart"/>
+      <w:r>
+        <w:t>εκτέλεσης</w:t>
+      </w:r>
+      <w:proofErr w:type="spellEnd"/>
+      <w:r>
+        <w:t>:</w:t>
+      </w:r>
+    </w:p>
+    <w:p>
+      <w:pPr>
+        <w:pStyle w:val="ListContinue"/>
+      </w:pPr>
+      <w:r>
+        <w:t xml:space="preserve">start o -&gt; sb </w:t>
+      </w:r>
+    </w:p>
+    <w:p>
+      <w:pPr>
+        <w:pStyle w:val="ListContinue"/>
+      </w:pPr>
+      <w:r>
+        <w:t xml:space="preserve">sb t -&gt; sb </w:t>
+      </w:r>
+    </w:p>
+    <w:p>
+      <w:pPr>
+        <w:pStyle w:val="ListContinue"/>
+      </w:pPr>
+      <w:r>
+        <w:t xml:space="preserve">sb </w:t>
+      </w:r>
+      <w:proofErr w:type="spellStart"/>
+      <w:r>
+        <w:t>i</w:t>
+      </w:r>
+      <w:proofErr w:type="spellEnd"/>
+      <w:r>
+        <w:t xml:space="preserve"> -&gt; sb </w:t>
+      </w:r>
+    </w:p>
+    <w:p>
+      <w:pPr>
+        <w:pStyle w:val="ListContinue"/>
+      </w:pPr>
+      <w:r>
+        <w:t xml:space="preserve">sb d -&gt; sb </w:t>
+      </w:r>
+    </w:p>
+    <w:p>
+      <w:pPr>
+        <w:pStyle w:val="ListContinue"/>
+      </w:pPr>
+      <w:r>
+        <w:t xml:space="preserve">sb h -&gt; sb </w:t>
+      </w:r>
+    </w:p>
+    <w:p>
+      <w:pPr>
+        <w:pStyle w:val="ListContinue"/>
+      </w:pPr>
+      <w:r>
+        <w:t xml:space="preserve">sb p -&gt; sb </w:t>
+      </w:r>
+    </w:p>
+    <w:p>
+      <w:pPr>
+        <w:pStyle w:val="ListContinue"/>
+      </w:pPr>
+      <w:r>
+        <w:t xml:space="preserve">sb o -&gt; sb </w:t>
+      </w:r>
+    </w:p>
+    <w:p>
+      <w:pPr>
+        <w:pStyle w:val="ListContinue"/>
+      </w:pPr>
+      <w:r>
+        <w:t xml:space="preserve">sb t -&gt; sb </w:t>
+      </w:r>
+    </w:p>
+    <w:p>
+      <w:pPr>
+        <w:pStyle w:val="ListContinue"/>
+      </w:pPr>
+      <w:r>
+        <w:t xml:space="preserve">sb e -&gt; sb </w:t>
+      </w:r>
+    </w:p>
+    <w:p>
+      <w:pPr>
+        <w:pStyle w:val="ListContinue"/>
+      </w:pPr>
+      <w:r>
+        <w:t xml:space="preserve">sb \n -&gt; sb </w:t>
+      </w:r>
+    </w:p>
+    <w:p>
+      <w:pPr>
+        <w:pStyle w:val="ListContinue"/>
+        <w:rPr>
+          <w:lang w:val="el-GR"/>
+        </w:rPr>
+      </w:pPr>
+      <w:r>
+        <w:rPr>
+          <w:lang w:val="el-GR"/>
+        </w:rPr>
+        <w:t>sb EOF -&gt; bad</w:t>
+      </w:r>
+    </w:p>
+    <w:p>
+      <w:pPr>
+        <w:pStyle w:val="ListContinue"/>
+        <w:rPr>
+          <w:lang w:val="el-GR"/>
+        </w:rPr>
+      </w:pPr>
+      <w:r>
+        <w:lastRenderedPageBreak/>
+        <w:t>Απ</w:t>
+      </w:r>
+      <w:proofErr w:type="spellStart"/>
+      <w:r>
+        <w:t>οτέλεσμ</w:t>
+      </w:r>
+      <w:proofErr w:type="spellEnd"/>
+      <w:r>
+        <w:t>α: NO</w:t>
+      </w:r>
+    </w:p>
+    <w:p>
+      <w:pPr>
+        <w:pStyle w:val="ListContinue"/>
+        <w:rPr>
+          <w:lang w:val="el-GR"/>
+        </w:rPr>
+      </w:pPr>
+      <w:r>
+        <w:rPr>
+          <w:lang w:val="el-GR"/>
+        </w:rPr>
+        <w:t>Σχολιασμός: Η ακολουθία περιέχει χαρακτήρες που δεν είναι διαχωριστές.</w:t>
+      </w:r>
+    </w:p>
+    <w:p>
+      <w:pPr>
+        <w:pStyle w:val="ListContinue"/>
+        <w:rPr>
+          <w:lang w:val="el-GR"/>
+        </w:rPr>
+      </w:pPr>
+    </w:p>
+    <w:p>
+      <w:pPr>
+        <w:pStyle w:val="ListBullet"/>
+      </w:pPr>
+      <w:r>
+        <w:rPr>
+          <w:rFonts w:ascii="Segoe UI Symbol" w:hAnsi="Segoe UI Symbol" w:cs="Segoe UI Symbol"/>
+        </w:rPr>
+        <w:t>➤</w:t>
+      </w:r>
+      <w:r>
+        <w:t xml:space="preserve"> </w:t>
+      </w:r>
+      <w:proofErr w:type="spellStart"/>
+      <w:r>
+        <w:t>Είσοδος</w:t>
+      </w:r>
+      <w:proofErr w:type="spellEnd"/>
+      <w:r>
+        <w:t>: a + EOF</w:t>
+      </w:r>
+    </w:p>
+    <w:p>
+      <w:pPr>
+        <w:pStyle w:val="ListBullet"/>
+        <w:numPr>
+          <w:ilvl w:val="0"/>
+          <w:numId w:val="0"/>
+        </w:numPr>
+        <w:ind w:left="360"/>
+      </w:pPr>
+      <w:proofErr w:type="spellStart"/>
+      <w:r>
+        <w:t>Ίχνος</w:t>
+      </w:r>
+      <w:proofErr w:type="spellEnd"/>
+      <w:r>
+        <w:t xml:space="preserve"> </w:t>
+      </w:r>
+      <w:proofErr w:type="spellStart"/>
+      <w:r>
+        <w:t>εκτέλεσης</w:t>
+      </w:r>
+      <w:proofErr w:type="spellEnd"/>
+      <w:r>
+        <w:t>:</w:t>
+      </w:r>
+    </w:p>
+    <w:p>
+      <w:pPr>
+        <w:pStyle w:val="ListBullet"/>
+        <w:numPr>
+          <w:ilvl w:val="0"/>
+          <w:numId w:val="0"/>
+        </w:numPr>
+        <w:ind w:left="360"/>
+      </w:pPr>
+      <w:r>
+        <w:t xml:space="preserve">start a -&gt; sb </w:t>
+      </w:r>
+    </w:p>
+    <w:p>
+      <w:pPr>
+        <w:pStyle w:val="ListBullet"/>
+        <w:numPr>
+          <w:ilvl w:val="0"/>
+          <w:numId w:val="0"/>
+        </w:numPr>
+        <w:ind w:left="360"/>
+      </w:pPr>
+      <w:r>
+        <w:t>sb EOF -&gt; bad</w:t>
+      </w:r>
+    </w:p>
+    <w:p>
+      <w:pPr>
+        <w:pStyle w:val="ListBullet"/>
+        <w:numPr>
+          <w:ilvl w:val="0"/>
+          <w:numId w:val="0"/>
+        </w:numPr>
+        <w:ind w:left="360"/>
+      </w:pPr>
+      <w:r>
+        <w:t>Απ</w:t>
+      </w:r>
+      <w:proofErr w:type="spellStart"/>
+      <w:r>
+        <w:t>οτέλεσμ</w:t>
+      </w:r>
+      <w:proofErr w:type="spellEnd"/>
+      <w:r>
+        <w:t>α: NO</w:t>
+      </w:r>
+    </w:p>
+    <w:p>
+      <w:pPr>
+        <w:pStyle w:val="ListBullet"/>
+        <w:numPr>
+          <w:ilvl w:val="0"/>
+          <w:numId w:val="0"/>
+        </w:numPr>
+        <w:ind w:left="360"/>
+        <w:rPr>
+          <w:lang w:val="el-GR"/>
+        </w:rPr>
+      </w:pPr>
+      <w:r>
+        <w:rPr>
+          <w:lang w:val="el-GR"/>
+        </w:rPr>
+        <w:t xml:space="preserve">Σχολιασμός: Η είσοδος είναι ο απλός χαρακτήρας </w:t>
+      </w:r>
+      <w:r>
+        <w:t>a</w:t>
+      </w:r>
+      <w:r>
+        <w:rPr>
+          <w:lang w:val="el-GR"/>
+        </w:rPr>
+        <w:t xml:space="preserve">, που δεν ανήκει στους διαχωριστές. Το </w:t>
+      </w:r>
+      <w:r>
+        <w:t>FSM</w:t>
+      </w:r>
+      <w:r>
+        <w:rPr>
+          <w:lang w:val="el-GR"/>
+        </w:rPr>
+        <w:t xml:space="preserve"> το στέλνει στη </w:t>
+      </w:r>
+      <w:r>
+        <w:t>sb</w:t>
+      </w:r>
+      <w:r>
+        <w:rPr>
+          <w:lang w:val="el-GR"/>
+        </w:rPr>
+        <w:t xml:space="preserve">, και με την έλευση του </w:t>
+      </w:r>
+      <w:r>
+        <w:t>EOF</w:t>
+      </w:r>
+      <w:r>
+        <w:rPr>
+          <w:lang w:val="el-GR"/>
+        </w:rPr>
+        <w:t xml:space="preserve"> απορρίπτεται. Αυτό επιβεβαιώνει ότι το </w:t>
+      </w:r>
+      <w:r>
+        <w:t>FSM</w:t>
+      </w:r>
+      <w:r>
+        <w:rPr>
+          <w:lang w:val="el-GR"/>
+        </w:rPr>
+        <w:t xml:space="preserve"> αποκλείει λανθασμένες μονάδες, όπως πρέπει.</w:t>
+      </w:r>
+    </w:p>
+    <w:p>
+      <w:pPr>
+        <w:pStyle w:val="ListBullet"/>
+        <w:numPr>
+          <w:ilvl w:val="0"/>
+          <w:numId w:val="0"/>
+        </w:numPr>
+        <w:ind w:left="360"/>
+        <w:rPr>
+          <w:lang w:val="el-GR"/>
+        </w:rPr>
+      </w:pPr>
+    </w:p>
+    <w:p>
+      <w:pPr>
+        <w:pStyle w:val="ListBullet"/>
+        <w:numPr>
+          <w:ilvl w:val="0"/>
+          <w:numId w:val="0"/>
+        </w:numPr>
+        <w:rPr>
+          <w:lang w:val="el-GR"/>
+        </w:rPr>
+      </w:pPr>
+    </w:p>
+    <w:p>
+      <w:pPr>
+        <w:pStyle w:val="Heading2"/>
+      </w:pPr>
+      <w:proofErr w:type="spellStart"/>
+      <w:r>
         <w:t>Πίν</w:t>
       </w:r>
       <w:proofErr w:type="spellEnd"/>
@@ -204,15 +1275,7 @@
       </w:r>
       <w:proofErr w:type="spellEnd"/>
       <w:r>
-        <w:t xml:space="preserve">αβάσεων FSM </w:t>
-      </w:r>
-      <w:proofErr w:type="spellStart"/>
-      <w:r>
-        <w:t>γι</w:t>
-      </w:r>
-      <w:proofErr w:type="spellEnd"/>
-      <w:r>
-        <w:t>α Διαχωριστές</w:t>
+        <w:t>αβάσεων FSM</w:t>
       </w:r>
     </w:p>
     <w:tbl>
@@ -285,7 +1348,7 @@
           </w:tcPr>
           <w:p>
             <w:r>
-              <w:t>SPACE</w:t>
+              <w:t>START</w:t>
             </w:r>
           </w:p>
         </w:tc>
@@ -317,7 +1380,7 @@
           </w:tcPr>
           <w:p>
             <w:r>
-              <w:t>SPACE</w:t>
+              <w:t>START</w:t>
             </w:r>
           </w:p>
         </w:tc>
@@ -477,6 +1540,70 @@
           </w:tcPr>
           <w:p>
             <w:r>
+              <w:t>SB</w:t>
+            </w:r>
+          </w:p>
+        </w:tc>
+      </w:tr>
+      <w:tr>
+        <w:tc>
+          <w:tcPr>
+            <w:tcW w:w="2880" w:type="dxa"/>
+          </w:tcPr>
+          <w:p>
+            <w:r>
+              <w:t>SB</w:t>
+            </w:r>
+          </w:p>
+        </w:tc>
+        <w:tc>
+          <w:tcPr>
+            <w:tcW w:w="2880" w:type="dxa"/>
+          </w:tcPr>
+          <w:p>
+            <w:r>
+              <w:t>*</w:t>
+            </w:r>
+          </w:p>
+        </w:tc>
+        <w:tc>
+          <w:tcPr>
+            <w:tcW w:w="2880" w:type="dxa"/>
+          </w:tcPr>
+          <w:p>
+            <w:r>
+              <w:t>SB</w:t>
+            </w:r>
+          </w:p>
+        </w:tc>
+      </w:tr>
+      <w:tr>
+        <w:tc>
+          <w:tcPr>
+            <w:tcW w:w="2880" w:type="dxa"/>
+          </w:tcPr>
+          <w:p>
+            <w:r>
+              <w:t>SB</w:t>
+            </w:r>
+          </w:p>
+        </w:tc>
+        <w:tc>
+          <w:tcPr>
+            <w:tcW w:w="2880" w:type="dxa"/>
+          </w:tcPr>
+          <w:p>
+            <w:r>
+              <w:t>EOF</w:t>
+            </w:r>
+          </w:p>
+        </w:tc>
+        <w:tc>
+          <w:tcPr>
+            <w:tcW w:w="2880" w:type="dxa"/>
+          </w:tcPr>
+          <w:p>
+            <w:r>
               <w:t>BAD</w:t>
             </w:r>
           </w:p>
@@ -489,103 +1616,7 @@
           </w:tcPr>
           <w:p>
             <w:r>
-              <w:t>SPACE</w:t>
-            </w:r>
-          </w:p>
-        </w:tc>
-        <w:tc>
-          <w:tcPr>
-            <w:tcW w:w="2880" w:type="dxa"/>
-          </w:tcPr>
-          <w:p>
-            <w:r>
-              <w:t>\s</w:t>
-            </w:r>
-          </w:p>
-        </w:tc>
-        <w:tc>
-          <w:tcPr>
-            <w:tcW w:w="2880" w:type="dxa"/>
-          </w:tcPr>
-          <w:p>
-            <w:r>
-              <w:t>SPACE</w:t>
-            </w:r>
-          </w:p>
-        </w:tc>
-      </w:tr>
-      <w:tr>
-        <w:tc>
-          <w:tcPr>
-            <w:tcW w:w="2880" w:type="dxa"/>
-          </w:tcPr>
-          <w:p>
-            <w:r>
-              <w:t>SPACE</w:t>
-            </w:r>
-          </w:p>
-        </w:tc>
-        <w:tc>
-          <w:tcPr>
-            <w:tcW w:w="2880" w:type="dxa"/>
-          </w:tcPr>
-          <w:p>
-            <w:r>
-              <w:t>\t</w:t>
-            </w:r>
-          </w:p>
-        </w:tc>
-        <w:tc>
-          <w:tcPr>
-            <w:tcW w:w="2880" w:type="dxa"/>
-          </w:tcPr>
-          <w:p>
-            <w:r>
-              <w:t>SPACE</w:t>
-            </w:r>
-          </w:p>
-        </w:tc>
-      </w:tr>
-      <w:tr>
-        <w:tc>
-          <w:tcPr>
-            <w:tcW w:w="2880" w:type="dxa"/>
-          </w:tcPr>
-          <w:p>
-            <w:r>
-              <w:t>SPACE</w:t>
-            </w:r>
-          </w:p>
-        </w:tc>
-        <w:tc>
-          <w:tcPr>
-            <w:tcW w:w="2880" w:type="dxa"/>
-          </w:tcPr>
-          <w:p>
-            <w:r>
-              <w:t>\n</w:t>
-            </w:r>
-          </w:p>
-        </w:tc>
-        <w:tc>
-          <w:tcPr>
-            <w:tcW w:w="2880" w:type="dxa"/>
-          </w:tcPr>
-          <w:p>
-            <w:r>
-              <w:t>GOOD</w:t>
-            </w:r>
-          </w:p>
-        </w:tc>
-      </w:tr>
-      <w:tr>
-        <w:tc>
-          <w:tcPr>
-            <w:tcW w:w="2880" w:type="dxa"/>
-          </w:tcPr>
-          <w:p>
-            <w:r>
-              <w:t>SPACE</w:t>
+              <w:t>GOOD(OK)</w:t>
             </w:r>
           </w:p>
         </w:tc>
@@ -617,7 +1648,7 @@
           </w:tcPr>
           <w:p>
             <w:r>
-              <w:t>SPACE</w:t>
+              <w:t>GOOD(OK)</w:t>
             </w:r>
           </w:p>
         </w:tc>
@@ -637,39 +1668,7 @@
           </w:tcPr>
           <w:p>
             <w:r>
-              <w:t>BAD</w:t>
-            </w:r>
-          </w:p>
-        </w:tc>
-      </w:tr>
-      <w:tr>
-        <w:tc>
-          <w:tcPr>
-            <w:tcW w:w="2880" w:type="dxa"/>
-          </w:tcPr>
-          <w:p>
-            <w:r>
-              <w:t>GOOD(OK)</w:t>
-            </w:r>
-          </w:p>
-        </w:tc>
-        <w:tc>
-          <w:tcPr>
-            <w:tcW w:w="2880" w:type="dxa"/>
-          </w:tcPr>
-          <w:p>
-            <w:r>
-              <w:t>\n</w:t>
-            </w:r>
-          </w:p>
-        </w:tc>
-        <w:tc>
-          <w:tcPr>
-            <w:tcW w:w="2880" w:type="dxa"/>
-          </w:tcPr>
-          <w:p>
-            <w:r>
-              <w:t>GOOD</w:t>
+              <w:t>SB</w:t>
             </w:r>
           </w:p>
         </w:tc>
@@ -841,7 +1840,7 @@
   <w:abstractNum w:abstractNumId="8" w15:restartNumberingAfterBreak="0">
     <w:nsid w:val="FFFFFF89"/>
     <w:multiLevelType w:val="singleLevel"/>
-    <w:tmpl w:val="29761A62"/>
+    <w:tmpl w:val="A462E4D6"/>
     <w:lvl w:ilvl="0">
       <w:start w:val="1"/>
       <w:numFmt w:val="bullet"/>
@@ -859,31 +1858,31 @@
       </w:rPr>
     </w:lvl>
   </w:abstractNum>
-  <w:num w:numId="1" w16cid:durableId="929510090">
+  <w:num w:numId="1" w16cid:durableId="1631982858">
     <w:abstractNumId w:val="8"/>
   </w:num>
-  <w:num w:numId="2" w16cid:durableId="933438486">
+  <w:num w:numId="2" w16cid:durableId="1652248071">
     <w:abstractNumId w:val="6"/>
   </w:num>
-  <w:num w:numId="3" w16cid:durableId="2083674223">
+  <w:num w:numId="3" w16cid:durableId="1636176877">
     <w:abstractNumId w:val="5"/>
   </w:num>
-  <w:num w:numId="4" w16cid:durableId="1578008096">
+  <w:num w:numId="4" w16cid:durableId="1169054946">
     <w:abstractNumId w:val="4"/>
   </w:num>
-  <w:num w:numId="5" w16cid:durableId="560792214">
+  <w:num w:numId="5" w16cid:durableId="471337038">
     <w:abstractNumId w:val="7"/>
   </w:num>
-  <w:num w:numId="6" w16cid:durableId="140973114">
+  <w:num w:numId="6" w16cid:durableId="303394805">
     <w:abstractNumId w:val="3"/>
   </w:num>
-  <w:num w:numId="7" w16cid:durableId="959606122">
+  <w:num w:numId="7" w16cid:durableId="323708549">
     <w:abstractNumId w:val="2"/>
   </w:num>
-  <w:num w:numId="8" w16cid:durableId="124735808">
+  <w:num w:numId="8" w16cid:durableId="1405643741">
     <w:abstractNumId w:val="1"/>
   </w:num>
-  <w:num w:numId="9" w16cid:durableId="1658874181">
+  <w:num w:numId="9" w16cid:durableId="1256474960">
     <w:abstractNumId w:val="0"/>
   </w:num>
 </w:numbering>

--- a/Part_A2/Tables/A2_επιμέρους_Διαχωριστές.docx
+++ b/Part_A2/Tables/A2_επιμέρους_Διαχωριστές.docx
@@ -19,7 +19,13 @@
         <w:t xml:space="preserve"> για Διαχωριστές – Τεκμηρίωση &amp; Αποτελέσματα</w:t>
       </w:r>
     </w:p>
-    <w:p/>
+    <w:p>
+      <w:pPr>
+        <w:rPr>
+          <w:lang w:val="el-GR"/>
+        </w:rPr>
+      </w:pPr>
+    </w:p>
     <w:p>
       <w:pPr>
         <w:pStyle w:val="Heading2"/>
@@ -44,58 +50,39 @@
       </w:r>
     </w:p>
     <w:p>
-      <w:pPr>
+      <w:r>
         <w:rPr>
           <w:lang w:val="el-GR"/>
         </w:rPr>
-      </w:pPr>
-      <w:r>
-        <w:rPr>
-          <w:lang w:val="el-GR"/>
-        </w:rPr>
-        <w:t>Κενά (</w:t>
+        <w:t>Κενά</w:t>
+      </w:r>
+      <w:r>
+        <w:t xml:space="preserve"> (</w:t>
       </w:r>
       <w:r>
         <w:t>spaces</w:t>
       </w:r>
       <w:r>
-        <w:rPr>
-          <w:lang w:val="el-GR"/>
-        </w:rPr>
         <w:t>): \</w:t>
       </w:r>
       <w:r>
         <w:t>s</w:t>
       </w:r>
       <w:r>
-        <w:rPr>
-          <w:lang w:val="el-GR"/>
-        </w:rPr>
         <w:t>+</w:t>
       </w:r>
     </w:p>
     <w:p>
-      <w:pPr>
-        <w:rPr>
-          <w:lang w:val="el-GR"/>
-        </w:rPr>
-      </w:pPr>
       <w:r>
         <w:t>Tabs</w:t>
       </w:r>
       <w:r>
-        <w:rPr>
-          <w:lang w:val="el-GR"/>
-        </w:rPr>
         <w:t>: \</w:t>
       </w:r>
       <w:r>
         <w:t>t</w:t>
       </w:r>
       <w:r>
-        <w:rPr>
-          <w:lang w:val="el-GR"/>
-        </w:rPr>
         <w:t>+</w:t>
       </w:r>
     </w:p>
@@ -172,6 +159,11 @@
       </w:r>
     </w:p>
     <w:p>
+      <w:pPr>
+        <w:rPr>
+          <w:lang w:val="el-GR"/>
+        </w:rPr>
+      </w:pPr>
       <w:r>
         <w:t>EOF</w:t>
       </w:r>
@@ -371,16 +363,13 @@
       <w:r>
         <w:tab/>
       </w:r>
-      <w:r>
-        <w:br/>
-      </w:r>
     </w:p>
     <w:p>
       <w:pPr>
         <w:pStyle w:val="ListContinue"/>
       </w:pPr>
       <w:r>
-        <w:t>Ίχνος εκτέλεσης:</w:t>
+        <w:t xml:space="preserve">   start \s -&gt; start</w:t>
       </w:r>
     </w:p>
     <w:p>
@@ -404,7 +393,7 @@
         <w:pStyle w:val="ListContinue"/>
       </w:pPr>
       <w:r>
-        <w:t xml:space="preserve">   start \s -&gt; start</w:t>
+        <w:t xml:space="preserve">   start \t -&gt; start</w:t>
       </w:r>
     </w:p>
     <w:p>
@@ -412,23 +401,7 @@
         <w:pStyle w:val="ListContinue"/>
       </w:pPr>
       <w:r>
-        <w:t xml:space="preserve">   start \t -&gt; start</w:t>
-      </w:r>
-    </w:p>
-    <w:p>
-      <w:pPr>
-        <w:pStyle w:val="ListContinue"/>
-      </w:pPr>
-      <w:r>
         <w:t xml:space="preserve">   start \n -&gt; good</w:t>
-      </w:r>
-    </w:p>
-    <w:p>
-      <w:pPr>
-        <w:pStyle w:val="ListContinue"/>
-      </w:pPr>
-      <w:r>
-        <w:t xml:space="preserve">   good EOF -&gt; good</w:t>
       </w:r>
     </w:p>
     <w:p>
@@ -439,6 +412,35 @@
         </w:rPr>
       </w:pPr>
       <w:r>
+        <w:t xml:space="preserve">   good</w:t>
+      </w:r>
+      <w:r>
+        <w:rPr>
+          <w:lang w:val="el-GR"/>
+        </w:rPr>
+        <w:t xml:space="preserve"> </w:t>
+      </w:r>
+      <w:r>
+        <w:t>EOF</w:t>
+      </w:r>
+      <w:r>
+        <w:rPr>
+          <w:lang w:val="el-GR"/>
+        </w:rPr>
+        <w:t xml:space="preserve"> -&gt; </w:t>
+      </w:r>
+      <w:r>
+        <w:t>good</w:t>
+      </w:r>
+    </w:p>
+    <w:p>
+      <w:pPr>
+        <w:pStyle w:val="ListContinue"/>
+        <w:rPr>
+          <w:lang w:val="el-GR"/>
+        </w:rPr>
+      </w:pPr>
+      <w:r>
         <w:rPr>
           <w:lang w:val="el-GR"/>
         </w:rPr>
@@ -486,11 +488,40 @@
         <w:t xml:space="preserve">. </w:t>
       </w:r>
       <w:r>
-        <w:t>Η αποδοχή σε GOOD είναι αναμενόμενη.</w:t>
+        <w:t xml:space="preserve">Η αποδοχή </w:t>
+      </w:r>
+      <w:proofErr w:type="spellStart"/>
+      <w:r>
+        <w:t>σε</w:t>
+      </w:r>
+      <w:proofErr w:type="spellEnd"/>
+      <w:r>
+        <w:t xml:space="preserve"> GOOD </w:t>
+      </w:r>
+      <w:proofErr w:type="spellStart"/>
+      <w:r>
+        <w:t>είν</w:t>
+      </w:r>
+      <w:proofErr w:type="spellEnd"/>
+      <w:r>
+        <w:t>αι ανα</w:t>
+      </w:r>
+      <w:proofErr w:type="spellStart"/>
+      <w:r>
+        <w:t>μενόμενη</w:t>
+      </w:r>
+      <w:proofErr w:type="spellEnd"/>
+      <w:r>
+        <w:t>.</w:t>
       </w:r>
     </w:p>
     <w:p>
       <w:pPr>
+        <w:pStyle w:val="ListContinue"/>
+      </w:pPr>
+    </w:p>
+    <w:p>
+      <w:pPr>
         <w:pStyle w:val="ListBullet"/>
       </w:pPr>
       <w:r>
@@ -518,16 +549,13 @@
       <w:r>
         <w:t>\n + EOF</w:t>
       </w:r>
-      <w:r>
-        <w:br/>
-      </w:r>
     </w:p>
     <w:p>
       <w:pPr>
         <w:pStyle w:val="ListContinue"/>
       </w:pPr>
       <w:r>
-        <w:t>Ίχνος εκτέλεσης:</w:t>
+        <w:t xml:space="preserve">   start \s -&gt; start</w:t>
       </w:r>
     </w:p>
     <w:p>
@@ -535,7 +563,7 @@
         <w:pStyle w:val="ListContinue"/>
       </w:pPr>
       <w:r>
-        <w:t xml:space="preserve">   start \s -&gt; start</w:t>
+        <w:t xml:space="preserve">   start \n -&gt; good</w:t>
       </w:r>
     </w:p>
     <w:p>
@@ -543,7 +571,7 @@
         <w:pStyle w:val="ListContinue"/>
       </w:pPr>
       <w:r>
-        <w:t xml:space="preserve">   start \n -&gt; good</w:t>
+        <w:t xml:space="preserve">   good EOF -&gt; good</w:t>
       </w:r>
     </w:p>
     <w:p>
@@ -551,15 +579,6 @@
         <w:pStyle w:val="ListContinue"/>
       </w:pPr>
       <w:r>
-        <w:t xml:space="preserve">   good EOF -&gt; good</w:t>
-      </w:r>
-    </w:p>
-    <w:p>
-      <w:pPr>
-        <w:pStyle w:val="ListContinue"/>
-      </w:pPr>
-      <w:r>
-        <w:lastRenderedPageBreak/>
         <w:t>Αποτέλεσμα: YES</w:t>
       </w:r>
     </w:p>
@@ -600,15 +619,8 @@
         <w:pStyle w:val="ListBullet"/>
       </w:pPr>
       <w:r>
+        <w:lastRenderedPageBreak/>
         <w:t>➤ Είσοδος: [EOF μόνο]</w:t>
-      </w:r>
-    </w:p>
-    <w:p>
-      <w:pPr>
-        <w:pStyle w:val="ListContinue"/>
-      </w:pPr>
-      <w:r>
-        <w:t>Ίχνος εκτέλεσης:</w:t>
       </w:r>
     </w:p>
     <w:p>
@@ -662,10 +674,66 @@
     <w:p>
       <w:pPr>
         <w:pStyle w:val="ListContinue"/>
-        <w:rPr>
-          <w:lang w:val="el-GR"/>
-        </w:rPr>
-      </w:pPr>
+      </w:pPr>
+    </w:p>
+    <w:p>
+      <w:pPr>
+        <w:pStyle w:val="ListBullet"/>
+      </w:pPr>
+      <w:r>
+        <w:t xml:space="preserve">➤ </w:t>
+      </w:r>
+      <w:proofErr w:type="spellStart"/>
+      <w:r>
+        <w:t>Είσοδος</w:t>
+      </w:r>
+      <w:proofErr w:type="spellEnd"/>
+      <w:r>
+        <w:t xml:space="preserve">: </w:t>
+      </w:r>
+      <w:proofErr w:type="gramStart"/>
+      <w:r>
+        <w:t>(</w:t>
+      </w:r>
+      <w:r>
+        <w:t xml:space="preserve"> +</w:t>
+      </w:r>
+      <w:proofErr w:type="gramEnd"/>
+      <w:r>
+        <w:t xml:space="preserve"> EOF</w:t>
+      </w:r>
+    </w:p>
+    <w:p>
+      <w:pPr>
+        <w:pStyle w:val="ListContinue"/>
+      </w:pPr>
+      <w:r>
+        <w:t xml:space="preserve">   start </w:t>
+      </w:r>
+      <w:proofErr w:type="gramStart"/>
+      <w:r>
+        <w:t>( -</w:t>
+      </w:r>
+      <w:proofErr w:type="gramEnd"/>
+      <w:r>
+        <w:t>&gt; good</w:t>
+      </w:r>
+    </w:p>
+    <w:p>
+      <w:pPr>
+        <w:pStyle w:val="ListContinue"/>
+      </w:pPr>
+      <w:r>
+        <w:t xml:space="preserve">   good EOF -&gt; good</w:t>
+      </w:r>
+    </w:p>
+    <w:p>
+      <w:pPr>
+        <w:pStyle w:val="ListContinue"/>
+      </w:pPr>
+      <w:r>
+        <w:t>Αποτέλεσμα: YES</w:t>
+      </w:r>
     </w:p>
     <w:p>
       <w:pPr>
@@ -674,64 +742,11 @@
           <w:lang w:val="el-GR"/>
         </w:rPr>
       </w:pPr>
-    </w:p>
-    <w:p>
-      <w:pPr>
-        <w:pStyle w:val="ListBullet"/>
-      </w:pPr>
-      <w:r>
-        <w:t xml:space="preserve">➤ </w:t>
-      </w:r>
-      <w:proofErr w:type="spellStart"/>
-      <w:r>
-        <w:t>Είσοδος</w:t>
-      </w:r>
-      <w:proofErr w:type="spellEnd"/>
-      <w:r>
-        <w:t xml:space="preserve">: </w:t>
-      </w:r>
-      <w:proofErr w:type="gramStart"/>
-      <w:r>
-        <w:t>(</w:t>
-      </w:r>
-      <w:r>
-        <w:t xml:space="preserve"> +</w:t>
-      </w:r>
-      <w:proofErr w:type="gramEnd"/>
-      <w:r>
-        <w:t xml:space="preserve"> EOF</w:t>
-      </w:r>
-    </w:p>
-    <w:p>
-      <w:pPr>
-        <w:pStyle w:val="ListContinue"/>
-      </w:pPr>
-      <w:r>
-        <w:t>Ίχνος εκτέλεσης:</w:t>
-      </w:r>
-    </w:p>
-    <w:p>
-      <w:pPr>
-        <w:pStyle w:val="ListContinue"/>
-      </w:pPr>
-      <w:r>
-        <w:t xml:space="preserve">   start ( -&gt; good</w:t>
-      </w:r>
-    </w:p>
-    <w:p>
-      <w:pPr>
-        <w:pStyle w:val="ListContinue"/>
-      </w:pPr>
-      <w:r>
-        <w:t xml:space="preserve">   good EOF -&gt; good</w:t>
-      </w:r>
-    </w:p>
-    <w:p>
-      <w:pPr>
-        <w:pStyle w:val="ListContinue"/>
-      </w:pPr>
-      <w:r>
-        <w:t>Αποτέλεσμα: YES</w:t>
+      <w:r>
+        <w:rPr>
+          <w:lang w:val="el-GR"/>
+        </w:rPr>
+        <w:t>Σχολιασμός: Έλεγχος ότι η παρενθέση '(' γίνεται αποδεκτή ως διαχωριστής.</w:t>
       </w:r>
     </w:p>
     <w:p>
@@ -741,11 +756,66 @@
           <w:lang w:val="el-GR"/>
         </w:rPr>
       </w:pPr>
-      <w:r>
-        <w:rPr>
-          <w:lang w:val="el-GR"/>
-        </w:rPr>
-        <w:t>Σχολιασμός: Έλεγχος ότι η παρενθέση '(' γίνεται αποδεκτή ως διαχωριστής.</w:t>
+    </w:p>
+    <w:p>
+      <w:pPr>
+        <w:pStyle w:val="ListBullet"/>
+      </w:pPr>
+      <w:r>
+        <w:t xml:space="preserve">➤ </w:t>
+      </w:r>
+      <w:proofErr w:type="spellStart"/>
+      <w:r>
+        <w:t>Είσοδος</w:t>
+      </w:r>
+      <w:proofErr w:type="spellEnd"/>
+      <w:proofErr w:type="gramStart"/>
+      <w:r>
+        <w:t>: )</w:t>
+      </w:r>
+      <w:proofErr w:type="gramEnd"/>
+      <w:r>
+        <w:t xml:space="preserve"> + EOF</w:t>
+      </w:r>
+    </w:p>
+    <w:p>
+      <w:pPr>
+        <w:pStyle w:val="ListContinue"/>
+      </w:pPr>
+      <w:r>
+        <w:t xml:space="preserve">   </w:t>
+      </w:r>
+      <w:proofErr w:type="gramStart"/>
+      <w:r>
+        <w:t>start )</w:t>
+      </w:r>
+      <w:proofErr w:type="gramEnd"/>
+      <w:r>
+        <w:t xml:space="preserve"> -&gt; good</w:t>
+      </w:r>
+    </w:p>
+    <w:p>
+      <w:pPr>
+        <w:pStyle w:val="ListContinue"/>
+      </w:pPr>
+      <w:r>
+        <w:t xml:space="preserve">   good EOF -&gt; good</w:t>
+      </w:r>
+    </w:p>
+    <w:p>
+      <w:pPr>
+        <w:pStyle w:val="ListContinue"/>
+      </w:pPr>
+      <w:r>
+        <w:t>Απ</w:t>
+      </w:r>
+      <w:proofErr w:type="spellStart"/>
+      <w:r>
+        <w:t>οτέλεσμ</w:t>
+      </w:r>
+      <w:proofErr w:type="spellEnd"/>
+      <w:r>
+        <w:t>α: YES</w:t>
       </w:r>
     </w:p>
     <w:p>
@@ -755,87 +825,23 @@
           <w:lang w:val="el-GR"/>
         </w:rPr>
       </w:pPr>
-    </w:p>
-    <w:p>
-      <w:pPr>
-        <w:pStyle w:val="ListBullet"/>
-      </w:pPr>
-      <w:r>
-        <w:t xml:space="preserve">➤ </w:t>
-      </w:r>
-      <w:proofErr w:type="spellStart"/>
-      <w:r>
-        <w:t>Είσοδος</w:t>
-      </w:r>
-      <w:proofErr w:type="spellEnd"/>
-      <w:proofErr w:type="gramStart"/>
-      <w:r>
-        <w:t>: )</w:t>
-      </w:r>
-      <w:proofErr w:type="gramEnd"/>
-      <w:r>
-        <w:t xml:space="preserve"> + EOF</w:t>
-      </w:r>
-    </w:p>
-    <w:p>
-      <w:pPr>
-        <w:pStyle w:val="ListContinue"/>
-      </w:pPr>
-      <w:proofErr w:type="spellStart"/>
-      <w:r>
-        <w:t>Ίχνος</w:t>
-      </w:r>
-      <w:proofErr w:type="spellEnd"/>
-      <w:r>
-        <w:t xml:space="preserve"> </w:t>
-      </w:r>
-      <w:proofErr w:type="spellStart"/>
-      <w:r>
-        <w:t>εκτέλεσης</w:t>
-      </w:r>
-      <w:proofErr w:type="spellEnd"/>
-      <w:r>
-        <w:t>:</w:t>
-      </w:r>
-    </w:p>
-    <w:p>
-      <w:pPr>
-        <w:pStyle w:val="ListContinue"/>
-      </w:pPr>
-      <w:r>
-        <w:t xml:space="preserve">   </w:t>
-      </w:r>
-      <w:proofErr w:type="gramStart"/>
-      <w:r>
-        <w:t>start )</w:t>
-      </w:r>
-      <w:proofErr w:type="gramEnd"/>
-      <w:r>
-        <w:t xml:space="preserve"> -&gt; good</w:t>
-      </w:r>
-    </w:p>
-    <w:p>
-      <w:pPr>
-        <w:pStyle w:val="ListContinue"/>
-      </w:pPr>
-      <w:r>
-        <w:t xml:space="preserve">   good EOF -&gt; good</w:t>
-      </w:r>
-    </w:p>
-    <w:p>
-      <w:pPr>
-        <w:pStyle w:val="ListContinue"/>
-      </w:pPr>
-      <w:r>
-        <w:t>Απ</w:t>
-      </w:r>
-      <w:proofErr w:type="spellStart"/>
-      <w:r>
-        <w:t>οτέλεσμ</w:t>
-      </w:r>
-      <w:proofErr w:type="spellEnd"/>
-      <w:r>
-        <w:t>α: YES</w:t>
+      <w:r>
+        <w:rPr>
+          <w:lang w:val="el-GR"/>
+        </w:rPr>
+        <w:t xml:space="preserve">Σχολιασμός: </w:t>
+      </w:r>
+      <w:r>
+        <w:rPr>
+          <w:lang w:val="el-GR"/>
+        </w:rPr>
+        <w:t>Αντίστοιχα</w:t>
+      </w:r>
+      <w:r>
+        <w:rPr>
+          <w:lang w:val="el-GR"/>
+        </w:rPr>
+        <w:t xml:space="preserve"> η παρενθέση '(' γίνεται αποδεκτή ως διαχωριστής.</w:t>
       </w:r>
     </w:p>
     <w:p>
@@ -845,23 +851,126 @@
           <w:lang w:val="el-GR"/>
         </w:rPr>
       </w:pPr>
+    </w:p>
+    <w:p>
+      <w:pPr>
+        <w:pStyle w:val="ListBullet"/>
+      </w:pPr>
       <w:r>
         <w:rPr>
-          <w:lang w:val="el-GR"/>
+          <w:rFonts w:ascii="Segoe UI Symbol" w:hAnsi="Segoe UI Symbol" w:cs="Segoe UI Symbol"/>
         </w:rPr>
-        <w:t xml:space="preserve">Σχολιασμός: </w:t>
-      </w:r>
-      <w:r>
-        <w:rPr>
-          <w:lang w:val="el-GR"/>
-        </w:rPr>
-        <w:t>Αντίστοιχα</w:t>
-      </w:r>
-      <w:r>
-        <w:rPr>
-          <w:lang w:val="el-GR"/>
-        </w:rPr>
-        <w:t xml:space="preserve"> η παρενθέση '(' γίνεται αποδεκτή ως διαχωριστής.</w:t>
+        <w:t>➤</w:t>
+      </w:r>
+      <w:r>
+        <w:t xml:space="preserve"> </w:t>
+      </w:r>
+      <w:proofErr w:type="spellStart"/>
+      <w:r>
+        <w:t>Είσοδος</w:t>
+      </w:r>
+      <w:proofErr w:type="spellEnd"/>
+      <w:r>
+        <w:t>:</w:t>
+      </w:r>
+      <w:r>
+        <w:t xml:space="preserve"> </w:t>
+      </w:r>
+      <w:proofErr w:type="spellStart"/>
+      <w:r>
+        <w:t>otidhpote</w:t>
+      </w:r>
+      <w:proofErr w:type="spellEnd"/>
+      <w:r>
+        <w:t>+ EOF</w:t>
+      </w:r>
+    </w:p>
+    <w:p>
+      <w:pPr>
+        <w:pStyle w:val="ListContinue"/>
+      </w:pPr>
+      <w:r>
+        <w:t xml:space="preserve">start o -&gt; sb </w:t>
+      </w:r>
+    </w:p>
+    <w:p>
+      <w:pPr>
+        <w:pStyle w:val="ListContinue"/>
+      </w:pPr>
+      <w:r>
+        <w:t xml:space="preserve">sb t -&gt; sb </w:t>
+      </w:r>
+    </w:p>
+    <w:p>
+      <w:pPr>
+        <w:pStyle w:val="ListContinue"/>
+      </w:pPr>
+      <w:r>
+        <w:t xml:space="preserve">sb </w:t>
+      </w:r>
+      <w:proofErr w:type="spellStart"/>
+      <w:r>
+        <w:t>i</w:t>
+      </w:r>
+      <w:proofErr w:type="spellEnd"/>
+      <w:r>
+        <w:t xml:space="preserve"> -&gt; sb </w:t>
+      </w:r>
+    </w:p>
+    <w:p>
+      <w:pPr>
+        <w:pStyle w:val="ListContinue"/>
+      </w:pPr>
+      <w:r>
+        <w:t xml:space="preserve">sb d -&gt; sb </w:t>
+      </w:r>
+    </w:p>
+    <w:p>
+      <w:pPr>
+        <w:pStyle w:val="ListContinue"/>
+      </w:pPr>
+      <w:r>
+        <w:t xml:space="preserve">sb h -&gt; sb </w:t>
+      </w:r>
+    </w:p>
+    <w:p>
+      <w:pPr>
+        <w:pStyle w:val="ListContinue"/>
+      </w:pPr>
+      <w:r>
+        <w:t xml:space="preserve">sb p -&gt; sb </w:t>
+      </w:r>
+    </w:p>
+    <w:p>
+      <w:pPr>
+        <w:pStyle w:val="ListContinue"/>
+      </w:pPr>
+      <w:r>
+        <w:t xml:space="preserve">sb o -&gt; sb </w:t>
+      </w:r>
+    </w:p>
+    <w:p>
+      <w:pPr>
+        <w:pStyle w:val="ListContinue"/>
+      </w:pPr>
+      <w:r>
+        <w:t xml:space="preserve">sb t -&gt; sb </w:t>
+      </w:r>
+    </w:p>
+    <w:p>
+      <w:pPr>
+        <w:pStyle w:val="ListContinue"/>
+      </w:pPr>
+      <w:r>
+        <w:t xml:space="preserve">sb e -&gt; sb </w:t>
+      </w:r>
+    </w:p>
+    <w:p>
+      <w:pPr>
+        <w:pStyle w:val="ListContinue"/>
+      </w:pPr>
+      <w:r>
+        <w:t xml:space="preserve">sb \n -&gt; sb </w:t>
       </w:r>
     </w:p>
     <w:p>
@@ -871,38 +980,11 @@
           <w:lang w:val="el-GR"/>
         </w:rPr>
       </w:pPr>
-    </w:p>
-    <w:p>
-      <w:pPr>
-        <w:pStyle w:val="ListBullet"/>
-      </w:pPr>
       <w:r>
         <w:rPr>
-          <w:rFonts w:ascii="Segoe UI Symbol" w:hAnsi="Segoe UI Symbol" w:cs="Segoe UI Symbol"/>
+          <w:lang w:val="el-GR"/>
         </w:rPr>
-        <w:t>➤</w:t>
-      </w:r>
-      <w:r>
-        <w:t xml:space="preserve"> </w:t>
-      </w:r>
-      <w:proofErr w:type="spellStart"/>
-      <w:r>
-        <w:t>Είσοδος</w:t>
-      </w:r>
-      <w:proofErr w:type="spellEnd"/>
-      <w:r>
-        <w:t>:</w:t>
-      </w:r>
-      <w:r>
-        <w:t xml:space="preserve"> </w:t>
-      </w:r>
-      <w:proofErr w:type="spellStart"/>
-      <w:r>
-        <w:t>otidhpote</w:t>
-      </w:r>
-      <w:proofErr w:type="spellEnd"/>
-      <w:r>
-        <w:t>+ EOF</w:t>
+        <w:t>sb EOF -&gt; bad</w:t>
       </w:r>
     </w:p>
     <w:p>
@@ -912,109 +994,16 @@
           <w:lang w:val="el-GR"/>
         </w:rPr>
       </w:pPr>
+      <w:r>
+        <w:t>Απ</w:t>
+      </w:r>
       <w:proofErr w:type="spellStart"/>
       <w:r>
-        <w:t>Ίχνος</w:t>
+        <w:t>οτέλεσμ</w:t>
       </w:r>
       <w:proofErr w:type="spellEnd"/>
       <w:r>
-        <w:t xml:space="preserve"> </w:t>
-      </w:r>
-      <w:proofErr w:type="spellStart"/>
-      <w:r>
-        <w:t>εκτέλεσης</w:t>
-      </w:r>
-      <w:proofErr w:type="spellEnd"/>
-      <w:r>
-        <w:t>:</w:t>
-      </w:r>
-    </w:p>
-    <w:p>
-      <w:pPr>
-        <w:pStyle w:val="ListContinue"/>
-      </w:pPr>
-      <w:r>
-        <w:t xml:space="preserve">start o -&gt; sb </w:t>
-      </w:r>
-    </w:p>
-    <w:p>
-      <w:pPr>
-        <w:pStyle w:val="ListContinue"/>
-      </w:pPr>
-      <w:r>
-        <w:t xml:space="preserve">sb t -&gt; sb </w:t>
-      </w:r>
-    </w:p>
-    <w:p>
-      <w:pPr>
-        <w:pStyle w:val="ListContinue"/>
-      </w:pPr>
-      <w:r>
-        <w:t xml:space="preserve">sb </w:t>
-      </w:r>
-      <w:proofErr w:type="spellStart"/>
-      <w:r>
-        <w:t>i</w:t>
-      </w:r>
-      <w:proofErr w:type="spellEnd"/>
-      <w:r>
-        <w:t xml:space="preserve"> -&gt; sb </w:t>
-      </w:r>
-    </w:p>
-    <w:p>
-      <w:pPr>
-        <w:pStyle w:val="ListContinue"/>
-      </w:pPr>
-      <w:r>
-        <w:t xml:space="preserve">sb d -&gt; sb </w:t>
-      </w:r>
-    </w:p>
-    <w:p>
-      <w:pPr>
-        <w:pStyle w:val="ListContinue"/>
-      </w:pPr>
-      <w:r>
-        <w:t xml:space="preserve">sb h -&gt; sb </w:t>
-      </w:r>
-    </w:p>
-    <w:p>
-      <w:pPr>
-        <w:pStyle w:val="ListContinue"/>
-      </w:pPr>
-      <w:r>
-        <w:t xml:space="preserve">sb p -&gt; sb </w:t>
-      </w:r>
-    </w:p>
-    <w:p>
-      <w:pPr>
-        <w:pStyle w:val="ListContinue"/>
-      </w:pPr>
-      <w:r>
-        <w:t xml:space="preserve">sb o -&gt; sb </w:t>
-      </w:r>
-    </w:p>
-    <w:p>
-      <w:pPr>
-        <w:pStyle w:val="ListContinue"/>
-      </w:pPr>
-      <w:r>
-        <w:t xml:space="preserve">sb t -&gt; sb </w:t>
-      </w:r>
-    </w:p>
-    <w:p>
-      <w:pPr>
-        <w:pStyle w:val="ListContinue"/>
-      </w:pPr>
-      <w:r>
-        <w:t xml:space="preserve">sb e -&gt; sb </w:t>
-      </w:r>
-    </w:p>
-    <w:p>
-      <w:pPr>
-        <w:pStyle w:val="ListContinue"/>
-      </w:pPr>
-      <w:r>
-        <w:t xml:space="preserve">sb \n -&gt; sb </w:t>
+        <w:t>α: NO</w:t>
       </w:r>
     </w:p>
     <w:p>
@@ -1028,49 +1017,12 @@
         <w:rPr>
           <w:lang w:val="el-GR"/>
         </w:rPr>
-        <w:t>sb EOF -&gt; bad</w:t>
+        <w:t>Σχολιασμός: Η ακολουθία περιέχει χαρακτήρες που δεν είναι διαχωριστές.</w:t>
       </w:r>
     </w:p>
     <w:p>
       <w:pPr>
         <w:pStyle w:val="ListContinue"/>
-        <w:rPr>
-          <w:lang w:val="el-GR"/>
-        </w:rPr>
-      </w:pPr>
-      <w:r>
-        <w:lastRenderedPageBreak/>
-        <w:t>Απ</w:t>
-      </w:r>
-      <w:proofErr w:type="spellStart"/>
-      <w:r>
-        <w:t>οτέλεσμ</w:t>
-      </w:r>
-      <w:proofErr w:type="spellEnd"/>
-      <w:r>
-        <w:t>α: NO</w:t>
-      </w:r>
-    </w:p>
-    <w:p>
-      <w:pPr>
-        <w:pStyle w:val="ListContinue"/>
-        <w:rPr>
-          <w:lang w:val="el-GR"/>
-        </w:rPr>
-      </w:pPr>
-      <w:r>
-        <w:rPr>
-          <w:lang w:val="el-GR"/>
-        </w:rPr>
-        <w:t>Σχολιασμός: Η ακολουθία περιέχει χαρακτήρες που δεν είναι διαχωριστές.</w:t>
-      </w:r>
-    </w:p>
-    <w:p>
-      <w:pPr>
-        <w:pStyle w:val="ListContinue"/>
-        <w:rPr>
-          <w:lang w:val="el-GR"/>
-        </w:rPr>
       </w:pPr>
     </w:p>
     <w:p>
@@ -1104,22 +1056,6 @@
         </w:numPr>
         <w:ind w:left="360"/>
       </w:pPr>
-      <w:proofErr w:type="spellStart"/>
-      <w:r>
-        <w:t>Ίχνος</w:t>
-      </w:r>
-      <w:proofErr w:type="spellEnd"/>
-      <w:r>
-        <w:t xml:space="preserve"> </w:t>
-      </w:r>
-      <w:proofErr w:type="spellStart"/>
-      <w:r>
-        <w:t>εκτέλεσης</w:t>
-      </w:r>
-      <w:proofErr w:type="spellEnd"/>
-      <w:r>
-        <w:t>:</w:t>
-      </w:r>
     </w:p>
     <w:p>
       <w:pPr>
@@ -1184,6 +1120,7 @@
         <w:rPr>
           <w:lang w:val="el-GR"/>
         </w:rPr>
+        <w:lastRenderedPageBreak/>
         <w:t xml:space="preserve">Σχολιασμός: Η είσοδος είναι ο απλός χαρακτήρας </w:t>
       </w:r>
       <w:r>
